--- a/Writing/ESCAPE 34/20231123_Abhi_Abstract_ESCAPE34.docx
+++ b/Writing/ESCAPE 34/20231123_Abhi_Abstract_ESCAPE34.docx
@@ -1,6 +1,6 @@
 
 <file path=word/document.xml><?xml version="1.0" encoding="utf-8"?>
-<w:document xmlns:wpc="http://schemas.microsoft.com/office/word/2010/wordprocessingCanvas" xmlns:cx="http://schemas.microsoft.com/office/drawing/2014/chartex" xmlns:cx1="http://schemas.microsoft.com/office/drawing/2015/9/8/chartex" xmlns:cx2="http://schemas.microsoft.com/office/drawing/2015/10/21/chartex" xmlns:cx3="http://schemas.microsoft.com/office/drawing/2016/5/9/chartex" xmlns:cx4="http://schemas.microsoft.com/office/drawing/2016/5/10/chartex" xmlns:cx5="http://schemas.microsoft.com/office/drawing/2016/5/11/chartex" xmlns:cx6="http://schemas.microsoft.com/office/drawing/2016/5/12/chartex" xmlns:cx7="http://schemas.microsoft.com/office/drawing/2016/5/13/chartex" xmlns:cx8="http://schemas.microsoft.com/office/drawing/2016/5/14/chartex" xmlns:mc="http://schemas.openxmlformats.org/markup-compatibility/2006" xmlns:aink="http://schemas.microsoft.com/office/drawing/2016/ink" xmlns:am3d="http://schemas.microsoft.com/office/drawing/2017/model3d" xmlns:o="urn:schemas-microsoft-com:office:office" xmlns:r="http://schemas.openxmlformats.org/officeDocument/2006/relationships" xmlns:m="http://schemas.openxmlformats.org/officeDocument/2006/math" xmlns:v="urn:schemas-microsoft-com:vml" xmlns:wp14="http://schemas.microsoft.com/office/word/2010/wordprocessingDrawing" xmlns:wp="http://schemas.openxmlformats.org/drawingml/2006/wordprocessingDrawing" xmlns:w10="urn:schemas-microsoft-com:office:word" xmlns:w="http://schemas.openxmlformats.org/wordprocessingml/2006/main" xmlns:w14="http://schemas.microsoft.com/office/word/2010/wordml" xmlns:w15="http://schemas.microsoft.com/office/word/2012/wordml" xmlns:w16cid="http://schemas.microsoft.com/office/word/2016/wordml/cid" xmlns:w16se="http://schemas.microsoft.com/office/word/2015/wordml/symex" xmlns:wpg="http://schemas.microsoft.com/office/word/2010/wordprocessingGroup" xmlns:wpi="http://schemas.microsoft.com/office/word/2010/wordprocessingInk" xmlns:wne="http://schemas.microsoft.com/office/word/2006/wordml" xmlns:wps="http://schemas.microsoft.com/office/word/2010/wordprocessingShape" mc:Ignorable="w14 w15 w16se w16cid wp14">
+<w:document xmlns:wpc="http://schemas.microsoft.com/office/word/2010/wordprocessingCanvas" xmlns:cx="http://schemas.microsoft.com/office/drawing/2014/chartex" xmlns:cx1="http://schemas.microsoft.com/office/drawing/2015/9/8/chartex" xmlns:cx2="http://schemas.microsoft.com/office/drawing/2015/10/21/chartex" xmlns:cx3="http://schemas.microsoft.com/office/drawing/2016/5/9/chartex" xmlns:cx4="http://schemas.microsoft.com/office/drawing/2016/5/10/chartex" xmlns:cx5="http://schemas.microsoft.com/office/drawing/2016/5/11/chartex" xmlns:cx6="http://schemas.microsoft.com/office/drawing/2016/5/12/chartex" xmlns:cx7="http://schemas.microsoft.com/office/drawing/2016/5/13/chartex" xmlns:cx8="http://schemas.microsoft.com/office/drawing/2016/5/14/chartex" xmlns:mc="http://schemas.openxmlformats.org/markup-compatibility/2006" xmlns:aink="http://schemas.microsoft.com/office/drawing/2016/ink" xmlns:am3d="http://schemas.microsoft.com/office/drawing/2017/model3d" xmlns:o="urn:schemas-microsoft-com:office:office" xmlns:oel="http://schemas.microsoft.com/office/2019/extlst" xmlns:r="http://schemas.openxmlformats.org/officeDocument/2006/relationships" xmlns:m="http://schemas.openxmlformats.org/officeDocument/2006/math" xmlns:v="urn:schemas-microsoft-com:vml" xmlns:wp14="http://schemas.microsoft.com/office/word/2010/wordprocessingDrawing" xmlns:wp="http://schemas.openxmlformats.org/drawingml/2006/wordprocessingDrawing" xmlns:w10="urn:schemas-microsoft-com:office:word" xmlns:w="http://schemas.openxmlformats.org/wordprocessingml/2006/main" xmlns:w14="http://schemas.microsoft.com/office/word/2010/wordml" xmlns:w15="http://schemas.microsoft.com/office/word/2012/wordml" xmlns:w16cex="http://schemas.microsoft.com/office/word/2018/wordml/cex" xmlns:w16cid="http://schemas.microsoft.com/office/word/2016/wordml/cid" xmlns:w16="http://schemas.microsoft.com/office/word/2018/wordml" xmlns:w16sdtdh="http://schemas.microsoft.com/office/word/2020/wordml/sdtdatahash" xmlns:w16se="http://schemas.microsoft.com/office/word/2015/wordml/symex" xmlns:wpg="http://schemas.microsoft.com/office/word/2010/wordprocessingGroup" xmlns:wpi="http://schemas.microsoft.com/office/word/2010/wordprocessingInk" xmlns:wne="http://schemas.microsoft.com/office/word/2006/wordml" xmlns:wps="http://schemas.microsoft.com/office/word/2010/wordprocessingShape" mc:Ignorable="w14 w15 w16se w16cid w16 w16cex w16sdtdh wp14">
   <w:body>
     <w:p>
       <w:pPr>
@@ -166,6 +166,7 @@
     <w:p>
       <w:pPr>
         <w:pStyle w:val="Els-Abstract"/>
+        <w:spacing w:after="0"/>
       </w:pPr>
       <w:r>
         <w:t>Abstract</w:t>
@@ -175,9 +176,6 @@
       <w:pPr>
         <w:pStyle w:val="Els-body-text"/>
         <w:spacing w:after="120"/>
-        <w:rPr>
-          <w:lang w:val="de-CH"/>
-        </w:rPr>
       </w:pPr>
       <w:r>
         <w:rPr>
@@ -510,6 +508,7 @@
     <w:p>
       <w:pPr>
         <w:pStyle w:val="Els-1storder-head"/>
+        <w:spacing w:after="0"/>
       </w:pPr>
       <w:r>
         <w:t>Introduction</w:t>
@@ -523,7 +522,13 @@
         <w:t xml:space="preserve">The chemical industry </w:t>
       </w:r>
       <w:r>
-        <w:t>poses a formidable challenge towards decarbonization, primarily due to its heavy reliance on fossil fuels, leading to 5.6 Gt CO2</w:t>
+        <w:t>poses a formidable challenge towards decarbonization, primarily due to its heavy reliance on fossil fuels, leading to 5.6 Gt CO</w:t>
+      </w:r>
+      <w:r>
+        <w:rPr>
+          <w:vertAlign w:val="subscript"/>
+        </w:rPr>
+        <w:t>2</w:t>
       </w:r>
       <w:r>
         <w:noBreakHyphen/>
@@ -548,7 +553,17 @@
         <w:fldChar w:fldCharType="separate"/>
       </w:r>
       <w:r>
-        <w:t>(Bauer et al., 2023)</w:t>
+        <w:t xml:space="preserve">(Bauer </w:t>
+      </w:r>
+      <w:r>
+        <w:rPr>
+          <w:i/>
+          <w:iCs/>
+        </w:rPr>
+        <w:t>et al.</w:t>
+      </w:r>
+      <w:r>
+        <w:t>, 2023)</w:t>
       </w:r>
       <w:r>
         <w:fldChar w:fldCharType="end"/>
@@ -558,11 +573,17 @@
       </w:r>
       <w:r>
         <w:noBreakHyphen/>
-        <w:t xml:space="preserve">third of these emissions are direct, with the remaining attributed to energy acquisition and the upstream value chain, highlight the industry’s dependence on global energy systems and supply chains. However, this challenge also presents an opportunity to reduce a significant portion of the environmental impacts associated with chemical production through decarbonization efforts in other key economic sectors. In recent times there have been rapid technological </w:t>
+        <w:t>third of these emissions are direct, with the remaining attributed to energy acquisition and the upstream value chain, highlight</w:t>
+      </w:r>
+      <w:r>
+        <w:t>ing</w:t>
+      </w:r>
+      <w:r>
+        <w:t xml:space="preserve"> the industry’s dependence on global energy systems and supply chains. However, this challenge also presents an opportunity to reduce a significant portion of the environmental impacts associated with chemical production through decarbonization efforts in other key sectors. In recent times there have been rapid </w:t>
       </w:r>
       <w:r>
         <w:lastRenderedPageBreak/>
-        <w:t>advancements in response to decarbonization challenges and climate policies aligned with the goals set by the Paris Agreement. In this context, key platform chemicals such as ammonia and methanol play a crucial role in reducing emissions due to their large production volumes and diverse applications. Historically, several studies have evaluated low</w:t>
+        <w:t>technological advancements in response to decarbonization challenges and climate policies aligned with the goals set by the Paris Agreement. In this context, key platform chemicals such as ammonia and methanol play a crucial role in reducing emissions due to their large production volumes and diverse applications. Historically, several studies have evaluated low</w:t>
       </w:r>
       <w:r>
         <w:noBreakHyphen/>
@@ -597,7 +618,7 @@
         <w:t xml:space="preserve">. These analyses have consistently highlighted the environmental superiority of green routes over their fossil counterparts. However, the majority of these LCA studies often assume that chemical production occurs under the existing energy system </w:t>
       </w:r>
       <w:r>
-        <w:t xml:space="preserve">and global supply chains, neglecting forthcoming decarbonization efforts. Therefore, disregarding a comprehensive analysis of chemical production in the context of a decarbonizing global economy could lead policymakers and stakeholders to make suboptimal decisions. Hence, in this work, we evaluate the environmental impacts of fossil and green ammonia and methanol pathways until 2050. We </w:t>
+        <w:t xml:space="preserve">and supply chains, neglecting forthcoming decarbonization efforts. Therefore, disregarding a comprehensive analysis of chemical production in the context of a decarbonizing global economy could lead policymakers and stakeholders to make suboptimal decisions. Hence, in this work, we evaluate the environmental impacts of fossil and green ammonia and methanol pathways until 2050. We </w:t>
       </w:r>
       <w:r>
         <w:t>particularly consider</w:t>
@@ -670,6 +691,7 @@
     <w:p>
       <w:pPr>
         <w:pStyle w:val="Els-1storder-head"/>
+        <w:spacing w:after="0"/>
       </w:pPr>
       <w:r>
         <w:t>Methods</w:t>
@@ -926,7 +948,21 @@
           <w:b w:val="0"/>
           <w:sz w:val="20"/>
         </w:rPr>
-        <w:t xml:space="preserve"> the period from 2020 to 2050, we utilize the </w:t>
+        <w:t xml:space="preserve"> the</w:t>
+      </w:r>
+      <w:r>
+        <w:rPr>
+          <w:b w:val="0"/>
+          <w:sz w:val="20"/>
+        </w:rPr>
+        <w:t xml:space="preserve"> time</w:t>
+      </w:r>
+      <w:r>
+        <w:rPr>
+          <w:b w:val="0"/>
+          <w:sz w:val="20"/>
+        </w:rPr>
+        <w:t xml:space="preserve"> period from 2020 to 2050, we utilize the </w:t>
       </w:r>
       <w:r>
         <w:rPr>
@@ -973,6 +1009,7 @@
       </w:r>
       <w:r>
         <w:rPr>
+          <w:b w:val="0"/>
           <w:sz w:val="20"/>
         </w:rPr>
         <w:t>(Sacchi et al., 2022)</w:t>
@@ -1065,6 +1102,7 @@
     <w:p>
       <w:pPr>
         <w:pStyle w:val="Els-1storder-head"/>
+        <w:spacing w:after="0"/>
         <w:rPr>
           <w:lang w:val="en-GB"/>
         </w:rPr>
@@ -1217,7 +1255,14 @@
         <w:rPr>
           <w:lang w:val="en-GB"/>
         </w:rPr>
-        <w:t>) ammonia production, highlighting the crucial role of location</w:t>
+        <w:t xml:space="preserve">) ammonia production, highlighting the </w:t>
+      </w:r>
+      <w:r>
+        <w:rPr>
+          <w:lang w:val="en-GB"/>
+        </w:rPr>
+        <w:lastRenderedPageBreak/>
+        <w:t>crucial role of location</w:t>
       </w:r>
       <w:r>
         <w:rPr>
@@ -1259,7 +1304,6 @@
           <w:b/>
           <w:noProof/>
         </w:rPr>
-        <w:lastRenderedPageBreak/>
         <w:drawing>
           <wp:inline distT="0" distB="0" distL="0" distR="0" wp14:anchorId="06889E38" wp14:editId="25415D98">
             <wp:extent cx="3900805" cy="2290853"/>
@@ -1407,6 +1451,7 @@
     <w:p>
       <w:pPr>
         <w:pStyle w:val="Els-1storder-head"/>
+        <w:spacing w:after="0"/>
         <w:rPr>
           <w:lang w:val="en-GB"/>
         </w:rPr>
@@ -1449,7 +1494,19 @@
           <w:lang w:val="en-GB"/>
         </w:rPr>
         <w:noBreakHyphen/>
-        <w:t>carbon chemical production. This study could guide stakeholders, including policymakers, industry leaders, and investors towards making informed</w:t>
+        <w:t xml:space="preserve">carbon chemical production. This study </w:t>
+      </w:r>
+      <w:r>
+        <w:rPr>
+          <w:lang w:val="en-GB"/>
+        </w:rPr>
+        <w:t>will</w:t>
+      </w:r>
+      <w:r>
+        <w:rPr>
+          <w:lang w:val="en-GB"/>
+        </w:rPr>
+        <w:t xml:space="preserve"> guide stakeholders, including policymakers, industry leaders, and investors towards making informed</w:t>
       </w:r>
       <w:r>
         <w:rPr>
@@ -1462,8 +1519,15 @@
     <w:p>
       <w:pPr>
         <w:pStyle w:val="Els-reference-head"/>
-      </w:pPr>
-      <w:r>
+        <w:spacing w:after="0"/>
+        <w:rPr>
+          <w:lang w:val="de-CH"/>
+        </w:rPr>
+      </w:pPr>
+      <w:r>
+        <w:rPr>
+          <w:lang w:val="de-CH"/>
+        </w:rPr>
         <w:t>References</w:t>
       </w:r>
     </w:p>
@@ -1483,19 +1547,20 @@
       </w:r>
       <w:r>
         <w:rPr>
+          <w:lang w:val="de-CH"/>
+        </w:rPr>
+        <w:instrText xml:space="preserve"> ADDIN ZOTERO_BIBL {"uncited":[],"omitted":[],"custom":[]} CSL_BIBLIOGRAPHY </w:instrText>
+      </w:r>
+      <w:r>
+        <w:rPr>
           <w:lang w:val="en-US"/>
         </w:rPr>
-        <w:instrText xml:space="preserve"> ADDIN ZOTERO_BIBL {"uncited":[],"omitted":[],"custom":[]} CSL_BIBLIOGRAPHY </w:instrText>
-      </w:r>
-      <w:r>
-        <w:rPr>
-          <w:lang w:val="en-US"/>
-        </w:rPr>
         <w:fldChar w:fldCharType="separate"/>
       </w:r>
       <w:r>
         <w:rPr>
           <w:sz w:val="18"/>
+          <w:lang w:val="de-CH"/>
         </w:rPr>
         <w:t xml:space="preserve">Bauer, F., </w:t>
       </w:r>
@@ -1503,6 +1568,7 @@
       <w:r>
         <w:rPr>
           <w:sz w:val="18"/>
+          <w:lang w:val="de-CH"/>
         </w:rPr>
         <w:t>Tilsted</w:t>
       </w:r>
@@ -1510,72 +1576,31 @@
       <w:r>
         <w:rPr>
           <w:sz w:val="18"/>
-        </w:rPr>
-        <w:t xml:space="preserve">, J.P., Pfister, S., </w:t>
+          <w:lang w:val="de-CH"/>
+        </w:rPr>
+        <w:t xml:space="preserve">, J.P., Pfister, S., Oberschelp, C., </w:t>
       </w:r>
       <w:proofErr w:type="spellStart"/>
       <w:r>
         <w:rPr>
           <w:sz w:val="18"/>
-        </w:rPr>
-        <w:t>Oberschelp</w:t>
+          <w:lang w:val="de-CH"/>
+        </w:rPr>
+        <w:t>Kulionis</w:t>
       </w:r>
       <w:proofErr w:type="spellEnd"/>
       <w:r>
         <w:rPr>
           <w:sz w:val="18"/>
-        </w:rPr>
-        <w:t xml:space="preserve">, C., </w:t>
-      </w:r>
-      <w:proofErr w:type="spellStart"/>
+          <w:lang w:val="de-CH"/>
+        </w:rPr>
+        <w:t xml:space="preserve">, V., 2023. </w:t>
+      </w:r>
       <w:r>
         <w:rPr>
           <w:sz w:val="18"/>
         </w:rPr>
-        <w:t>Kulionis</w:t>
-      </w:r>
-      <w:proofErr w:type="spellEnd"/>
-      <w:r>
-        <w:rPr>
-          <w:sz w:val="18"/>
-        </w:rPr>
-        <w:t xml:space="preserve">, V., 2023. Mapping GHG emissions </w:t>
-      </w:r>
-      <w:bookmarkStart w:id="0" w:name="_GoBack"/>
-      <w:bookmarkEnd w:id="0"/>
-      <w:r>
-        <w:rPr>
-          <w:sz w:val="18"/>
-        </w:rPr>
-        <w:t xml:space="preserve">and prospects for renewable energy in the chemical industry. </w:t>
-      </w:r>
-      <w:proofErr w:type="spellStart"/>
-      <w:r>
-        <w:rPr>
-          <w:sz w:val="18"/>
-        </w:rPr>
-        <w:t>Curr</w:t>
-      </w:r>
-      <w:proofErr w:type="spellEnd"/>
-      <w:r>
-        <w:rPr>
-          <w:sz w:val="18"/>
-        </w:rPr>
-        <w:t xml:space="preserve">. </w:t>
-      </w:r>
-      <w:proofErr w:type="spellStart"/>
-      <w:r>
-        <w:rPr>
-          <w:sz w:val="18"/>
-        </w:rPr>
-        <w:t>Opin</w:t>
-      </w:r>
-      <w:proofErr w:type="spellEnd"/>
-      <w:r>
-        <w:rPr>
-          <w:sz w:val="18"/>
-        </w:rPr>
-        <w:t xml:space="preserve">. Chem. Eng. 39, 100881. </w:t>
+        <w:t xml:space="preserve">Mapping GHG emissions and prospects for renewable energy in the chemical industry. Curr. Opin. Chem. Eng. 39, 100881. </w:t>
       </w:r>
     </w:p>
     <w:p>
@@ -1590,35 +1615,7 @@
         <w:rPr>
           <w:sz w:val="18"/>
         </w:rPr>
-        <w:t xml:space="preserve">D’Angelo, S.C., </w:t>
-      </w:r>
-      <w:proofErr w:type="spellStart"/>
-      <w:r>
-        <w:rPr>
-          <w:sz w:val="18"/>
-        </w:rPr>
-        <w:t>Cobo</w:t>
-      </w:r>
-      <w:proofErr w:type="spellEnd"/>
-      <w:r>
-        <w:rPr>
-          <w:sz w:val="18"/>
-        </w:rPr>
-        <w:t xml:space="preserve">, S., </w:t>
-      </w:r>
-      <w:proofErr w:type="spellStart"/>
-      <w:r>
-        <w:rPr>
-          <w:sz w:val="18"/>
-        </w:rPr>
-        <w:t>Tulus</w:t>
-      </w:r>
-      <w:proofErr w:type="spellEnd"/>
-      <w:r>
-        <w:rPr>
-          <w:sz w:val="18"/>
-        </w:rPr>
-        <w:t xml:space="preserve">, V., Nabera, A., Martín, A.J., Pérez-Ramírez, J., Guillén-Gosálbez, G., 2021. Planetary Boundaries Analysis of Low-Carbon Ammonia Production Routes. ACS Sustain. Chem. Eng. 9, 9740–9749. </w:t>
+        <w:t xml:space="preserve">D’Angelo, S.C., Cobo, S., Tulus, V., Nabera, A., Martín, A.J., Pérez-Ramírez, J., Guillén-Gosálbez, G., 2021. Planetary Boundaries Analysis of Low-Carbon Ammonia Production Routes. ACS Sustain. Chem. Eng. 9, 9740–9749. </w:t>
       </w:r>
     </w:p>
     <w:p>
@@ -1633,110 +1630,19 @@
         <w:rPr>
           <w:sz w:val="18"/>
         </w:rPr>
-        <w:t xml:space="preserve">Sacchi, R., Terlouw, T., </w:t>
-      </w:r>
-      <w:proofErr w:type="spellStart"/>
+        <w:t>Sacchi, R., Terlouw, T., Siala, K., Dirnaichner, A., Bauer, C., Cox, B., Mutel, C., Daioglou, V., Luderer, G., 2022. PRospective EnvironMental Impact asSEment (premise): A streamlined approach to producing databases for prospective life cycle assessment using integrated assessment models. Renew. Sustain. Energy Rev. 160, 112311</w:t>
+      </w:r>
       <w:r>
         <w:rPr>
           <w:sz w:val="18"/>
         </w:rPr>
-        <w:t>Siala</w:t>
-      </w:r>
-      <w:proofErr w:type="spellEnd"/>
-      <w:r>
-        <w:rPr>
-          <w:sz w:val="18"/>
-        </w:rPr>
-        <w:t xml:space="preserve">, K., </w:t>
-      </w:r>
-      <w:proofErr w:type="spellStart"/>
-      <w:r>
-        <w:rPr>
-          <w:sz w:val="18"/>
-        </w:rPr>
-        <w:t>Dirnaichner</w:t>
-      </w:r>
-      <w:proofErr w:type="spellEnd"/>
-      <w:r>
-        <w:rPr>
-          <w:sz w:val="18"/>
-        </w:rPr>
-        <w:t xml:space="preserve">, A., Bauer, C., Cox, B., </w:t>
-      </w:r>
-      <w:proofErr w:type="spellStart"/>
-      <w:r>
-        <w:rPr>
-          <w:sz w:val="18"/>
-        </w:rPr>
-        <w:t>Mutel</w:t>
-      </w:r>
-      <w:proofErr w:type="spellEnd"/>
-      <w:r>
-        <w:rPr>
-          <w:sz w:val="18"/>
-        </w:rPr>
-        <w:t xml:space="preserve">, C., </w:t>
-      </w:r>
-      <w:proofErr w:type="spellStart"/>
-      <w:r>
-        <w:rPr>
-          <w:sz w:val="18"/>
-        </w:rPr>
-        <w:t>Daioglou</w:t>
-      </w:r>
-      <w:proofErr w:type="spellEnd"/>
-      <w:r>
-        <w:rPr>
-          <w:sz w:val="18"/>
-        </w:rPr>
-        <w:t xml:space="preserve">, V., Luderer, G., 2022. </w:t>
-      </w:r>
-      <w:proofErr w:type="spellStart"/>
-      <w:r>
-        <w:rPr>
-          <w:sz w:val="18"/>
-        </w:rPr>
-        <w:t>PRospective</w:t>
-      </w:r>
-      <w:proofErr w:type="spellEnd"/>
-      <w:r>
-        <w:rPr>
-          <w:sz w:val="18"/>
-        </w:rPr>
-        <w:t xml:space="preserve"> </w:t>
-      </w:r>
-      <w:proofErr w:type="spellStart"/>
-      <w:r>
-        <w:rPr>
-          <w:sz w:val="18"/>
-        </w:rPr>
-        <w:t>EnvironMental</w:t>
-      </w:r>
-      <w:proofErr w:type="spellEnd"/>
-      <w:r>
-        <w:rPr>
-          <w:sz w:val="18"/>
-        </w:rPr>
-        <w:t xml:space="preserve"> Impact </w:t>
-      </w:r>
-      <w:proofErr w:type="spellStart"/>
-      <w:r>
-        <w:rPr>
-          <w:sz w:val="18"/>
-        </w:rPr>
-        <w:t>asSEment</w:t>
-      </w:r>
-      <w:proofErr w:type="spellEnd"/>
-      <w:r>
-        <w:rPr>
-          <w:sz w:val="18"/>
-        </w:rPr>
-        <w:t xml:space="preserve"> (premise): A streamlined approach to producing databases for prospective life cycle assessment using integrated assessment models. Renew. Sustain. Energy Rev. 160, 112311. </w:t>
+        <w:t>.</w:t>
       </w:r>
     </w:p>
     <w:p>
       <w:pPr>
         <w:pStyle w:val="Els-referenceno-number"/>
+        <w:ind w:left="0" w:firstLine="0"/>
         <w:jc w:val="both"/>
         <w:rPr>
           <w:lang w:val="en-US"/>
@@ -1770,7 +1676,7 @@
 </file>
 
 <file path=word/endnotes.xml><?xml version="1.0" encoding="utf-8"?>
-<w:endnotes xmlns:wpc="http://schemas.microsoft.com/office/word/2010/wordprocessingCanvas" xmlns:cx="http://schemas.microsoft.com/office/drawing/2014/chartex" xmlns:cx1="http://schemas.microsoft.com/office/drawing/2015/9/8/chartex" xmlns:cx2="http://schemas.microsoft.com/office/drawing/2015/10/21/chartex" xmlns:cx3="http://schemas.microsoft.com/office/drawing/2016/5/9/chartex" xmlns:cx4="http://schemas.microsoft.com/office/drawing/2016/5/10/chartex" xmlns:cx5="http://schemas.microsoft.com/office/drawing/2016/5/11/chartex" xmlns:cx6="http://schemas.microsoft.com/office/drawing/2016/5/12/chartex" xmlns:cx7="http://schemas.microsoft.com/office/drawing/2016/5/13/chartex" xmlns:cx8="http://schemas.microsoft.com/office/drawing/2016/5/14/chartex" xmlns:mc="http://schemas.openxmlformats.org/markup-compatibility/2006" xmlns:aink="http://schemas.microsoft.com/office/drawing/2016/ink" xmlns:am3d="http://schemas.microsoft.com/office/drawing/2017/model3d" xmlns:o="urn:schemas-microsoft-com:office:office" xmlns:r="http://schemas.openxmlformats.org/officeDocument/2006/relationships" xmlns:m="http://schemas.openxmlformats.org/officeDocument/2006/math" xmlns:v="urn:schemas-microsoft-com:vml" xmlns:wp14="http://schemas.microsoft.com/office/word/2010/wordprocessingDrawing" xmlns:wp="http://schemas.openxmlformats.org/drawingml/2006/wordprocessingDrawing" xmlns:w10="urn:schemas-microsoft-com:office:word" xmlns:w="http://schemas.openxmlformats.org/wordprocessingml/2006/main" xmlns:w14="http://schemas.microsoft.com/office/word/2010/wordml" xmlns:w15="http://schemas.microsoft.com/office/word/2012/wordml" xmlns:w16cid="http://schemas.microsoft.com/office/word/2016/wordml/cid" xmlns:w16se="http://schemas.microsoft.com/office/word/2015/wordml/symex" xmlns:wpg="http://schemas.microsoft.com/office/word/2010/wordprocessingGroup" xmlns:wpi="http://schemas.microsoft.com/office/word/2010/wordprocessingInk" xmlns:wne="http://schemas.microsoft.com/office/word/2006/wordml" xmlns:wps="http://schemas.microsoft.com/office/word/2010/wordprocessingShape" mc:Ignorable="w14 w15 w16se w16cid wp14">
+<w:endnotes xmlns:wpc="http://schemas.microsoft.com/office/word/2010/wordprocessingCanvas" xmlns:cx="http://schemas.microsoft.com/office/drawing/2014/chartex" xmlns:cx1="http://schemas.microsoft.com/office/drawing/2015/9/8/chartex" xmlns:cx2="http://schemas.microsoft.com/office/drawing/2015/10/21/chartex" xmlns:cx3="http://schemas.microsoft.com/office/drawing/2016/5/9/chartex" xmlns:cx4="http://schemas.microsoft.com/office/drawing/2016/5/10/chartex" xmlns:cx5="http://schemas.microsoft.com/office/drawing/2016/5/11/chartex" xmlns:cx6="http://schemas.microsoft.com/office/drawing/2016/5/12/chartex" xmlns:cx7="http://schemas.microsoft.com/office/drawing/2016/5/13/chartex" xmlns:cx8="http://schemas.microsoft.com/office/drawing/2016/5/14/chartex" xmlns:mc="http://schemas.openxmlformats.org/markup-compatibility/2006" xmlns:aink="http://schemas.microsoft.com/office/drawing/2016/ink" xmlns:am3d="http://schemas.microsoft.com/office/drawing/2017/model3d" xmlns:o="urn:schemas-microsoft-com:office:office" xmlns:oel="http://schemas.microsoft.com/office/2019/extlst" xmlns:r="http://schemas.openxmlformats.org/officeDocument/2006/relationships" xmlns:m="http://schemas.openxmlformats.org/officeDocument/2006/math" xmlns:v="urn:schemas-microsoft-com:vml" xmlns:wp14="http://schemas.microsoft.com/office/word/2010/wordprocessingDrawing" xmlns:wp="http://schemas.openxmlformats.org/drawingml/2006/wordprocessingDrawing" xmlns:w10="urn:schemas-microsoft-com:office:word" xmlns:w="http://schemas.openxmlformats.org/wordprocessingml/2006/main" xmlns:w14="http://schemas.microsoft.com/office/word/2010/wordml" xmlns:w15="http://schemas.microsoft.com/office/word/2012/wordml" xmlns:w16cex="http://schemas.microsoft.com/office/word/2018/wordml/cex" xmlns:w16cid="http://schemas.microsoft.com/office/word/2016/wordml/cid" xmlns:w16="http://schemas.microsoft.com/office/word/2018/wordml" xmlns:w16sdtdh="http://schemas.microsoft.com/office/word/2020/wordml/sdtdatahash" xmlns:w16se="http://schemas.microsoft.com/office/word/2015/wordml/symex" xmlns:wpg="http://schemas.microsoft.com/office/word/2010/wordprocessingGroup" xmlns:wpi="http://schemas.microsoft.com/office/word/2010/wordprocessingInk" xmlns:wne="http://schemas.microsoft.com/office/word/2006/wordml" xmlns:wps="http://schemas.microsoft.com/office/word/2010/wordprocessingShape" mc:Ignorable="w14 w15 w16se w16cid w16 w16cex w16sdtdh wp14">
   <w:endnote w:type="separator" w:id="-1">
     <w:p>
       <w:r>
@@ -1789,7 +1695,7 @@
 </file>
 
 <file path=word/footer1.xml><?xml version="1.0" encoding="utf-8"?>
-<w:ftr xmlns:wpc="http://schemas.microsoft.com/office/word/2010/wordprocessingCanvas" xmlns:cx="http://schemas.microsoft.com/office/drawing/2014/chartex" xmlns:cx1="http://schemas.microsoft.com/office/drawing/2015/9/8/chartex" xmlns:cx2="http://schemas.microsoft.com/office/drawing/2015/10/21/chartex" xmlns:cx3="http://schemas.microsoft.com/office/drawing/2016/5/9/chartex" xmlns:cx4="http://schemas.microsoft.com/office/drawing/2016/5/10/chartex" xmlns:cx5="http://schemas.microsoft.com/office/drawing/2016/5/11/chartex" xmlns:cx6="http://schemas.microsoft.com/office/drawing/2016/5/12/chartex" xmlns:cx7="http://schemas.microsoft.com/office/drawing/2016/5/13/chartex" xmlns:cx8="http://schemas.microsoft.com/office/drawing/2016/5/14/chartex" xmlns:mc="http://schemas.openxmlformats.org/markup-compatibility/2006" xmlns:aink="http://schemas.microsoft.com/office/drawing/2016/ink" xmlns:am3d="http://schemas.microsoft.com/office/drawing/2017/model3d" xmlns:o="urn:schemas-microsoft-com:office:office" xmlns:r="http://schemas.openxmlformats.org/officeDocument/2006/relationships" xmlns:m="http://schemas.openxmlformats.org/officeDocument/2006/math" xmlns:v="urn:schemas-microsoft-com:vml" xmlns:wp14="http://schemas.microsoft.com/office/word/2010/wordprocessingDrawing" xmlns:wp="http://schemas.openxmlformats.org/drawingml/2006/wordprocessingDrawing" xmlns:w10="urn:schemas-microsoft-com:office:word" xmlns:w="http://schemas.openxmlformats.org/wordprocessingml/2006/main" xmlns:w14="http://schemas.microsoft.com/office/word/2010/wordml" xmlns:w15="http://schemas.microsoft.com/office/word/2012/wordml" xmlns:w16cid="http://schemas.microsoft.com/office/word/2016/wordml/cid" xmlns:w16se="http://schemas.microsoft.com/office/word/2015/wordml/symex" xmlns:wpg="http://schemas.microsoft.com/office/word/2010/wordprocessingGroup" xmlns:wpi="http://schemas.microsoft.com/office/word/2010/wordprocessingInk" xmlns:wne="http://schemas.microsoft.com/office/word/2006/wordml" xmlns:wps="http://schemas.microsoft.com/office/word/2010/wordprocessingShape" mc:Ignorable="w14 w15 w16se w16cid wp14">
+<w:ftr xmlns:wpc="http://schemas.microsoft.com/office/word/2010/wordprocessingCanvas" xmlns:cx="http://schemas.microsoft.com/office/drawing/2014/chartex" xmlns:cx1="http://schemas.microsoft.com/office/drawing/2015/9/8/chartex" xmlns:cx2="http://schemas.microsoft.com/office/drawing/2015/10/21/chartex" xmlns:cx3="http://schemas.microsoft.com/office/drawing/2016/5/9/chartex" xmlns:cx4="http://schemas.microsoft.com/office/drawing/2016/5/10/chartex" xmlns:cx5="http://schemas.microsoft.com/office/drawing/2016/5/11/chartex" xmlns:cx6="http://schemas.microsoft.com/office/drawing/2016/5/12/chartex" xmlns:cx7="http://schemas.microsoft.com/office/drawing/2016/5/13/chartex" xmlns:cx8="http://schemas.microsoft.com/office/drawing/2016/5/14/chartex" xmlns:mc="http://schemas.openxmlformats.org/markup-compatibility/2006" xmlns:aink="http://schemas.microsoft.com/office/drawing/2016/ink" xmlns:am3d="http://schemas.microsoft.com/office/drawing/2017/model3d" xmlns:o="urn:schemas-microsoft-com:office:office" xmlns:oel="http://schemas.microsoft.com/office/2019/extlst" xmlns:r="http://schemas.openxmlformats.org/officeDocument/2006/relationships" xmlns:m="http://schemas.openxmlformats.org/officeDocument/2006/math" xmlns:v="urn:schemas-microsoft-com:vml" xmlns:wp14="http://schemas.microsoft.com/office/word/2010/wordprocessingDrawing" xmlns:wp="http://schemas.openxmlformats.org/drawingml/2006/wordprocessingDrawing" xmlns:w10="urn:schemas-microsoft-com:office:word" xmlns:w="http://schemas.openxmlformats.org/wordprocessingml/2006/main" xmlns:w14="http://schemas.microsoft.com/office/word/2010/wordml" xmlns:w15="http://schemas.microsoft.com/office/word/2012/wordml" xmlns:w16cex="http://schemas.microsoft.com/office/word/2018/wordml/cex" xmlns:w16cid="http://schemas.microsoft.com/office/word/2016/wordml/cid" xmlns:w16="http://schemas.microsoft.com/office/word/2018/wordml" xmlns:w16sdtdh="http://schemas.microsoft.com/office/word/2020/wordml/sdtdatahash" xmlns:w16se="http://schemas.microsoft.com/office/word/2015/wordml/symex" xmlns:wpg="http://schemas.microsoft.com/office/word/2010/wordprocessingGroup" xmlns:wpi="http://schemas.microsoft.com/office/word/2010/wordprocessingInk" xmlns:wne="http://schemas.microsoft.com/office/word/2006/wordml" xmlns:wps="http://schemas.microsoft.com/office/word/2010/wordprocessingShape" mc:Ignorable="w14 w15 w16se w16cid w16 w16cex w16sdtdh wp14">
   <w:p>
     <w:pPr>
       <w:pStyle w:val="Footer"/>
@@ -1799,7 +1705,7 @@
 </file>
 
 <file path=word/footer2.xml><?xml version="1.0" encoding="utf-8"?>
-<w:ftr xmlns:wpc="http://schemas.microsoft.com/office/word/2010/wordprocessingCanvas" xmlns:cx="http://schemas.microsoft.com/office/drawing/2014/chartex" xmlns:cx1="http://schemas.microsoft.com/office/drawing/2015/9/8/chartex" xmlns:cx2="http://schemas.microsoft.com/office/drawing/2015/10/21/chartex" xmlns:cx3="http://schemas.microsoft.com/office/drawing/2016/5/9/chartex" xmlns:cx4="http://schemas.microsoft.com/office/drawing/2016/5/10/chartex" xmlns:cx5="http://schemas.microsoft.com/office/drawing/2016/5/11/chartex" xmlns:cx6="http://schemas.microsoft.com/office/drawing/2016/5/12/chartex" xmlns:cx7="http://schemas.microsoft.com/office/drawing/2016/5/13/chartex" xmlns:cx8="http://schemas.microsoft.com/office/drawing/2016/5/14/chartex" xmlns:mc="http://schemas.openxmlformats.org/markup-compatibility/2006" xmlns:aink="http://schemas.microsoft.com/office/drawing/2016/ink" xmlns:am3d="http://schemas.microsoft.com/office/drawing/2017/model3d" xmlns:o="urn:schemas-microsoft-com:office:office" xmlns:r="http://schemas.openxmlformats.org/officeDocument/2006/relationships" xmlns:m="http://schemas.openxmlformats.org/officeDocument/2006/math" xmlns:v="urn:schemas-microsoft-com:vml" xmlns:wp14="http://schemas.microsoft.com/office/word/2010/wordprocessingDrawing" xmlns:wp="http://schemas.openxmlformats.org/drawingml/2006/wordprocessingDrawing" xmlns:w10="urn:schemas-microsoft-com:office:word" xmlns:w="http://schemas.openxmlformats.org/wordprocessingml/2006/main" xmlns:w14="http://schemas.microsoft.com/office/word/2010/wordml" xmlns:w15="http://schemas.microsoft.com/office/word/2012/wordml" xmlns:w16cid="http://schemas.microsoft.com/office/word/2016/wordml/cid" xmlns:w16se="http://schemas.microsoft.com/office/word/2015/wordml/symex" xmlns:wpg="http://schemas.microsoft.com/office/word/2010/wordprocessingGroup" xmlns:wpi="http://schemas.microsoft.com/office/word/2010/wordprocessingInk" xmlns:wne="http://schemas.microsoft.com/office/word/2006/wordml" xmlns:wps="http://schemas.microsoft.com/office/word/2010/wordprocessingShape" mc:Ignorable="w14 w15 w16se w16cid wp14">
+<w:ftr xmlns:wpc="http://schemas.microsoft.com/office/word/2010/wordprocessingCanvas" xmlns:cx="http://schemas.microsoft.com/office/drawing/2014/chartex" xmlns:cx1="http://schemas.microsoft.com/office/drawing/2015/9/8/chartex" xmlns:cx2="http://schemas.microsoft.com/office/drawing/2015/10/21/chartex" xmlns:cx3="http://schemas.microsoft.com/office/drawing/2016/5/9/chartex" xmlns:cx4="http://schemas.microsoft.com/office/drawing/2016/5/10/chartex" xmlns:cx5="http://schemas.microsoft.com/office/drawing/2016/5/11/chartex" xmlns:cx6="http://schemas.microsoft.com/office/drawing/2016/5/12/chartex" xmlns:cx7="http://schemas.microsoft.com/office/drawing/2016/5/13/chartex" xmlns:cx8="http://schemas.microsoft.com/office/drawing/2016/5/14/chartex" xmlns:mc="http://schemas.openxmlformats.org/markup-compatibility/2006" xmlns:aink="http://schemas.microsoft.com/office/drawing/2016/ink" xmlns:am3d="http://schemas.microsoft.com/office/drawing/2017/model3d" xmlns:o="urn:schemas-microsoft-com:office:office" xmlns:oel="http://schemas.microsoft.com/office/2019/extlst" xmlns:r="http://schemas.openxmlformats.org/officeDocument/2006/relationships" xmlns:m="http://schemas.openxmlformats.org/officeDocument/2006/math" xmlns:v="urn:schemas-microsoft-com:vml" xmlns:wp14="http://schemas.microsoft.com/office/word/2010/wordprocessingDrawing" xmlns:wp="http://schemas.openxmlformats.org/drawingml/2006/wordprocessingDrawing" xmlns:w10="urn:schemas-microsoft-com:office:word" xmlns:w="http://schemas.openxmlformats.org/wordprocessingml/2006/main" xmlns:w14="http://schemas.microsoft.com/office/word/2010/wordml" xmlns:w15="http://schemas.microsoft.com/office/word/2012/wordml" xmlns:w16cex="http://schemas.microsoft.com/office/word/2018/wordml/cex" xmlns:w16cid="http://schemas.microsoft.com/office/word/2016/wordml/cid" xmlns:w16="http://schemas.microsoft.com/office/word/2018/wordml" xmlns:w16sdtdh="http://schemas.microsoft.com/office/word/2020/wordml/sdtdatahash" xmlns:w16se="http://schemas.microsoft.com/office/word/2015/wordml/symex" xmlns:wpg="http://schemas.microsoft.com/office/word/2010/wordprocessingGroup" xmlns:wpi="http://schemas.microsoft.com/office/word/2010/wordprocessingInk" xmlns:wne="http://schemas.microsoft.com/office/word/2006/wordml" xmlns:wps="http://schemas.microsoft.com/office/word/2010/wordprocessingShape" mc:Ignorable="w14 w15 w16se w16cid w16 w16cex w16sdtdh wp14">
   <w:p>
     <w:pPr>
       <w:pStyle w:val="Footer"/>
@@ -1809,7 +1715,7 @@
 </file>
 
 <file path=word/footer3.xml><?xml version="1.0" encoding="utf-8"?>
-<w:ftr xmlns:wpc="http://schemas.microsoft.com/office/word/2010/wordprocessingCanvas" xmlns:cx="http://schemas.microsoft.com/office/drawing/2014/chartex" xmlns:cx1="http://schemas.microsoft.com/office/drawing/2015/9/8/chartex" xmlns:cx2="http://schemas.microsoft.com/office/drawing/2015/10/21/chartex" xmlns:cx3="http://schemas.microsoft.com/office/drawing/2016/5/9/chartex" xmlns:cx4="http://schemas.microsoft.com/office/drawing/2016/5/10/chartex" xmlns:cx5="http://schemas.microsoft.com/office/drawing/2016/5/11/chartex" xmlns:cx6="http://schemas.microsoft.com/office/drawing/2016/5/12/chartex" xmlns:cx7="http://schemas.microsoft.com/office/drawing/2016/5/13/chartex" xmlns:cx8="http://schemas.microsoft.com/office/drawing/2016/5/14/chartex" xmlns:mc="http://schemas.openxmlformats.org/markup-compatibility/2006" xmlns:aink="http://schemas.microsoft.com/office/drawing/2016/ink" xmlns:am3d="http://schemas.microsoft.com/office/drawing/2017/model3d" xmlns:o="urn:schemas-microsoft-com:office:office" xmlns:r="http://schemas.openxmlformats.org/officeDocument/2006/relationships" xmlns:m="http://schemas.openxmlformats.org/officeDocument/2006/math" xmlns:v="urn:schemas-microsoft-com:vml" xmlns:wp14="http://schemas.microsoft.com/office/word/2010/wordprocessingDrawing" xmlns:wp="http://schemas.openxmlformats.org/drawingml/2006/wordprocessingDrawing" xmlns:w10="urn:schemas-microsoft-com:office:word" xmlns:w="http://schemas.openxmlformats.org/wordprocessingml/2006/main" xmlns:w14="http://schemas.microsoft.com/office/word/2010/wordml" xmlns:w15="http://schemas.microsoft.com/office/word/2012/wordml" xmlns:w16cid="http://schemas.microsoft.com/office/word/2016/wordml/cid" xmlns:w16se="http://schemas.microsoft.com/office/word/2015/wordml/symex" xmlns:wpg="http://schemas.microsoft.com/office/word/2010/wordprocessingGroup" xmlns:wpi="http://schemas.microsoft.com/office/word/2010/wordprocessingInk" xmlns:wne="http://schemas.microsoft.com/office/word/2006/wordml" xmlns:wps="http://schemas.microsoft.com/office/word/2010/wordprocessingShape" mc:Ignorable="w14 w15 w16se w16cid wp14">
+<w:ftr xmlns:wpc="http://schemas.microsoft.com/office/word/2010/wordprocessingCanvas" xmlns:cx="http://schemas.microsoft.com/office/drawing/2014/chartex" xmlns:cx1="http://schemas.microsoft.com/office/drawing/2015/9/8/chartex" xmlns:cx2="http://schemas.microsoft.com/office/drawing/2015/10/21/chartex" xmlns:cx3="http://schemas.microsoft.com/office/drawing/2016/5/9/chartex" xmlns:cx4="http://schemas.microsoft.com/office/drawing/2016/5/10/chartex" xmlns:cx5="http://schemas.microsoft.com/office/drawing/2016/5/11/chartex" xmlns:cx6="http://schemas.microsoft.com/office/drawing/2016/5/12/chartex" xmlns:cx7="http://schemas.microsoft.com/office/drawing/2016/5/13/chartex" xmlns:cx8="http://schemas.microsoft.com/office/drawing/2016/5/14/chartex" xmlns:mc="http://schemas.openxmlformats.org/markup-compatibility/2006" xmlns:aink="http://schemas.microsoft.com/office/drawing/2016/ink" xmlns:am3d="http://schemas.microsoft.com/office/drawing/2017/model3d" xmlns:o="urn:schemas-microsoft-com:office:office" xmlns:oel="http://schemas.microsoft.com/office/2019/extlst" xmlns:r="http://schemas.openxmlformats.org/officeDocument/2006/relationships" xmlns:m="http://schemas.openxmlformats.org/officeDocument/2006/math" xmlns:v="urn:schemas-microsoft-com:vml" xmlns:wp14="http://schemas.microsoft.com/office/word/2010/wordprocessingDrawing" xmlns:wp="http://schemas.openxmlformats.org/drawingml/2006/wordprocessingDrawing" xmlns:w10="urn:schemas-microsoft-com:office:word" xmlns:w="http://schemas.openxmlformats.org/wordprocessingml/2006/main" xmlns:w14="http://schemas.microsoft.com/office/word/2010/wordml" xmlns:w15="http://schemas.microsoft.com/office/word/2012/wordml" xmlns:w16cex="http://schemas.microsoft.com/office/word/2018/wordml/cex" xmlns:w16cid="http://schemas.microsoft.com/office/word/2016/wordml/cid" xmlns:w16="http://schemas.microsoft.com/office/word/2018/wordml" xmlns:w16sdtdh="http://schemas.microsoft.com/office/word/2020/wordml/sdtdatahash" xmlns:w16se="http://schemas.microsoft.com/office/word/2015/wordml/symex" xmlns:wpg="http://schemas.microsoft.com/office/word/2010/wordprocessingGroup" xmlns:wpi="http://schemas.microsoft.com/office/word/2010/wordprocessingInk" xmlns:wne="http://schemas.microsoft.com/office/word/2006/wordml" xmlns:wps="http://schemas.microsoft.com/office/word/2010/wordprocessingShape" mc:Ignorable="w14 w15 w16se w16cid w16 w16cex w16sdtdh wp14">
   <w:p>
     <w:pPr>
       <w:pStyle w:val="Footer"/>
@@ -1819,7 +1725,7 @@
 </file>
 
 <file path=word/footnotes.xml><?xml version="1.0" encoding="utf-8"?>
-<w:footnotes xmlns:wpc="http://schemas.microsoft.com/office/word/2010/wordprocessingCanvas" xmlns:cx="http://schemas.microsoft.com/office/drawing/2014/chartex" xmlns:cx1="http://schemas.microsoft.com/office/drawing/2015/9/8/chartex" xmlns:cx2="http://schemas.microsoft.com/office/drawing/2015/10/21/chartex" xmlns:cx3="http://schemas.microsoft.com/office/drawing/2016/5/9/chartex" xmlns:cx4="http://schemas.microsoft.com/office/drawing/2016/5/10/chartex" xmlns:cx5="http://schemas.microsoft.com/office/drawing/2016/5/11/chartex" xmlns:cx6="http://schemas.microsoft.com/office/drawing/2016/5/12/chartex" xmlns:cx7="http://schemas.microsoft.com/office/drawing/2016/5/13/chartex" xmlns:cx8="http://schemas.microsoft.com/office/drawing/2016/5/14/chartex" xmlns:mc="http://schemas.openxmlformats.org/markup-compatibility/2006" xmlns:aink="http://schemas.microsoft.com/office/drawing/2016/ink" xmlns:am3d="http://schemas.microsoft.com/office/drawing/2017/model3d" xmlns:o="urn:schemas-microsoft-com:office:office" xmlns:r="http://schemas.openxmlformats.org/officeDocument/2006/relationships" xmlns:m="http://schemas.openxmlformats.org/officeDocument/2006/math" xmlns:v="urn:schemas-microsoft-com:vml" xmlns:wp14="http://schemas.microsoft.com/office/word/2010/wordprocessingDrawing" xmlns:wp="http://schemas.openxmlformats.org/drawingml/2006/wordprocessingDrawing" xmlns:w10="urn:schemas-microsoft-com:office:word" xmlns:w="http://schemas.openxmlformats.org/wordprocessingml/2006/main" xmlns:w14="http://schemas.microsoft.com/office/word/2010/wordml" xmlns:w15="http://schemas.microsoft.com/office/word/2012/wordml" xmlns:w16cid="http://schemas.microsoft.com/office/word/2016/wordml/cid" xmlns:w16se="http://schemas.microsoft.com/office/word/2015/wordml/symex" xmlns:wpg="http://schemas.microsoft.com/office/word/2010/wordprocessingGroup" xmlns:wpi="http://schemas.microsoft.com/office/word/2010/wordprocessingInk" xmlns:wne="http://schemas.microsoft.com/office/word/2006/wordml" xmlns:wps="http://schemas.microsoft.com/office/word/2010/wordprocessingShape" mc:Ignorable="w14 w15 w16se w16cid wp14">
+<w:footnotes xmlns:wpc="http://schemas.microsoft.com/office/word/2010/wordprocessingCanvas" xmlns:cx="http://schemas.microsoft.com/office/drawing/2014/chartex" xmlns:cx1="http://schemas.microsoft.com/office/drawing/2015/9/8/chartex" xmlns:cx2="http://schemas.microsoft.com/office/drawing/2015/10/21/chartex" xmlns:cx3="http://schemas.microsoft.com/office/drawing/2016/5/9/chartex" xmlns:cx4="http://schemas.microsoft.com/office/drawing/2016/5/10/chartex" xmlns:cx5="http://schemas.microsoft.com/office/drawing/2016/5/11/chartex" xmlns:cx6="http://schemas.microsoft.com/office/drawing/2016/5/12/chartex" xmlns:cx7="http://schemas.microsoft.com/office/drawing/2016/5/13/chartex" xmlns:cx8="http://schemas.microsoft.com/office/drawing/2016/5/14/chartex" xmlns:mc="http://schemas.openxmlformats.org/markup-compatibility/2006" xmlns:aink="http://schemas.microsoft.com/office/drawing/2016/ink" xmlns:am3d="http://schemas.microsoft.com/office/drawing/2017/model3d" xmlns:o="urn:schemas-microsoft-com:office:office" xmlns:oel="http://schemas.microsoft.com/office/2019/extlst" xmlns:r="http://schemas.openxmlformats.org/officeDocument/2006/relationships" xmlns:m="http://schemas.openxmlformats.org/officeDocument/2006/math" xmlns:v="urn:schemas-microsoft-com:vml" xmlns:wp14="http://schemas.microsoft.com/office/word/2010/wordprocessingDrawing" xmlns:wp="http://schemas.openxmlformats.org/drawingml/2006/wordprocessingDrawing" xmlns:w10="urn:schemas-microsoft-com:office:word" xmlns:w="http://schemas.openxmlformats.org/wordprocessingml/2006/main" xmlns:w14="http://schemas.microsoft.com/office/word/2010/wordml" xmlns:w15="http://schemas.microsoft.com/office/word/2012/wordml" xmlns:w16cex="http://schemas.microsoft.com/office/word/2018/wordml/cex" xmlns:w16cid="http://schemas.microsoft.com/office/word/2016/wordml/cid" xmlns:w16="http://schemas.microsoft.com/office/word/2018/wordml" xmlns:w16sdtdh="http://schemas.microsoft.com/office/word/2020/wordml/sdtdatahash" xmlns:w16se="http://schemas.microsoft.com/office/word/2015/wordml/symex" xmlns:wpg="http://schemas.microsoft.com/office/word/2010/wordprocessingGroup" xmlns:wpi="http://schemas.microsoft.com/office/word/2010/wordprocessingInk" xmlns:wne="http://schemas.microsoft.com/office/word/2006/wordml" xmlns:wps="http://schemas.microsoft.com/office/word/2010/wordprocessingShape" mc:Ignorable="w14 w15 w16se w16cid w16 w16cex w16sdtdh wp14">
   <w:footnote w:type="separator" w:id="-1">
     <w:p>
       <w:r>
@@ -1838,7 +1744,7 @@
 </file>
 
 <file path=word/header1.xml><?xml version="1.0" encoding="utf-8"?>
-<w:hdr xmlns:wpc="http://schemas.microsoft.com/office/word/2010/wordprocessingCanvas" xmlns:cx="http://schemas.microsoft.com/office/drawing/2014/chartex" xmlns:cx1="http://schemas.microsoft.com/office/drawing/2015/9/8/chartex" xmlns:cx2="http://schemas.microsoft.com/office/drawing/2015/10/21/chartex" xmlns:cx3="http://schemas.microsoft.com/office/drawing/2016/5/9/chartex" xmlns:cx4="http://schemas.microsoft.com/office/drawing/2016/5/10/chartex" xmlns:cx5="http://schemas.microsoft.com/office/drawing/2016/5/11/chartex" xmlns:cx6="http://schemas.microsoft.com/office/drawing/2016/5/12/chartex" xmlns:cx7="http://schemas.microsoft.com/office/drawing/2016/5/13/chartex" xmlns:cx8="http://schemas.microsoft.com/office/drawing/2016/5/14/chartex" xmlns:mc="http://schemas.openxmlformats.org/markup-compatibility/2006" xmlns:aink="http://schemas.microsoft.com/office/drawing/2016/ink" xmlns:am3d="http://schemas.microsoft.com/office/drawing/2017/model3d" xmlns:o="urn:schemas-microsoft-com:office:office" xmlns:r="http://schemas.openxmlformats.org/officeDocument/2006/relationships" xmlns:m="http://schemas.openxmlformats.org/officeDocument/2006/math" xmlns:v="urn:schemas-microsoft-com:vml" xmlns:wp14="http://schemas.microsoft.com/office/word/2010/wordprocessingDrawing" xmlns:wp="http://schemas.openxmlformats.org/drawingml/2006/wordprocessingDrawing" xmlns:w10="urn:schemas-microsoft-com:office:word" xmlns:w="http://schemas.openxmlformats.org/wordprocessingml/2006/main" xmlns:w14="http://schemas.microsoft.com/office/word/2010/wordml" xmlns:w15="http://schemas.microsoft.com/office/word/2012/wordml" xmlns:w16cid="http://schemas.microsoft.com/office/word/2016/wordml/cid" xmlns:w16se="http://schemas.microsoft.com/office/word/2015/wordml/symex" xmlns:wpg="http://schemas.microsoft.com/office/word/2010/wordprocessingGroup" xmlns:wpi="http://schemas.microsoft.com/office/word/2010/wordprocessingInk" xmlns:wne="http://schemas.microsoft.com/office/word/2006/wordml" xmlns:wps="http://schemas.microsoft.com/office/word/2010/wordprocessingShape" mc:Ignorable="w14 w15 w16se w16cid wp14">
+<w:hdr xmlns:wpc="http://schemas.microsoft.com/office/word/2010/wordprocessingCanvas" xmlns:cx="http://schemas.microsoft.com/office/drawing/2014/chartex" xmlns:cx1="http://schemas.microsoft.com/office/drawing/2015/9/8/chartex" xmlns:cx2="http://schemas.microsoft.com/office/drawing/2015/10/21/chartex" xmlns:cx3="http://schemas.microsoft.com/office/drawing/2016/5/9/chartex" xmlns:cx4="http://schemas.microsoft.com/office/drawing/2016/5/10/chartex" xmlns:cx5="http://schemas.microsoft.com/office/drawing/2016/5/11/chartex" xmlns:cx6="http://schemas.microsoft.com/office/drawing/2016/5/12/chartex" xmlns:cx7="http://schemas.microsoft.com/office/drawing/2016/5/13/chartex" xmlns:cx8="http://schemas.microsoft.com/office/drawing/2016/5/14/chartex" xmlns:mc="http://schemas.openxmlformats.org/markup-compatibility/2006" xmlns:aink="http://schemas.microsoft.com/office/drawing/2016/ink" xmlns:am3d="http://schemas.microsoft.com/office/drawing/2017/model3d" xmlns:o="urn:schemas-microsoft-com:office:office" xmlns:oel="http://schemas.microsoft.com/office/2019/extlst" xmlns:r="http://schemas.openxmlformats.org/officeDocument/2006/relationships" xmlns:m="http://schemas.openxmlformats.org/officeDocument/2006/math" xmlns:v="urn:schemas-microsoft-com:vml" xmlns:wp14="http://schemas.microsoft.com/office/word/2010/wordprocessingDrawing" xmlns:wp="http://schemas.openxmlformats.org/drawingml/2006/wordprocessingDrawing" xmlns:w10="urn:schemas-microsoft-com:office:word" xmlns:w="http://schemas.openxmlformats.org/wordprocessingml/2006/main" xmlns:w14="http://schemas.microsoft.com/office/word/2010/wordml" xmlns:w15="http://schemas.microsoft.com/office/word/2012/wordml" xmlns:w16cex="http://schemas.microsoft.com/office/word/2018/wordml/cex" xmlns:w16cid="http://schemas.microsoft.com/office/word/2016/wordml/cid" xmlns:w16="http://schemas.microsoft.com/office/word/2018/wordml" xmlns:w16sdtdh="http://schemas.microsoft.com/office/word/2020/wordml/sdtdatahash" xmlns:w16se="http://schemas.microsoft.com/office/word/2015/wordml/symex" xmlns:wpg="http://schemas.microsoft.com/office/word/2010/wordprocessingGroup" xmlns:wpi="http://schemas.microsoft.com/office/word/2010/wordprocessingInk" xmlns:wne="http://schemas.microsoft.com/office/word/2006/wordml" xmlns:wps="http://schemas.microsoft.com/office/word/2010/wordprocessingShape" mc:Ignorable="w14 w15 w16se w16cid w16 w16cex w16sdtdh wp14">
   <w:p>
     <w:pPr>
       <w:pStyle w:val="Header"/>
@@ -1865,7 +1771,7 @@
 </file>
 
 <file path=word/header2.xml><?xml version="1.0" encoding="utf-8"?>
-<w:hdr xmlns:wpc="http://schemas.microsoft.com/office/word/2010/wordprocessingCanvas" xmlns:cx="http://schemas.microsoft.com/office/drawing/2014/chartex" xmlns:cx1="http://schemas.microsoft.com/office/drawing/2015/9/8/chartex" xmlns:cx2="http://schemas.microsoft.com/office/drawing/2015/10/21/chartex" xmlns:cx3="http://schemas.microsoft.com/office/drawing/2016/5/9/chartex" xmlns:cx4="http://schemas.microsoft.com/office/drawing/2016/5/10/chartex" xmlns:cx5="http://schemas.microsoft.com/office/drawing/2016/5/11/chartex" xmlns:cx6="http://schemas.microsoft.com/office/drawing/2016/5/12/chartex" xmlns:cx7="http://schemas.microsoft.com/office/drawing/2016/5/13/chartex" xmlns:cx8="http://schemas.microsoft.com/office/drawing/2016/5/14/chartex" xmlns:mc="http://schemas.openxmlformats.org/markup-compatibility/2006" xmlns:aink="http://schemas.microsoft.com/office/drawing/2016/ink" xmlns:am3d="http://schemas.microsoft.com/office/drawing/2017/model3d" xmlns:o="urn:schemas-microsoft-com:office:office" xmlns:r="http://schemas.openxmlformats.org/officeDocument/2006/relationships" xmlns:m="http://schemas.openxmlformats.org/officeDocument/2006/math" xmlns:v="urn:schemas-microsoft-com:vml" xmlns:wp14="http://schemas.microsoft.com/office/word/2010/wordprocessingDrawing" xmlns:wp="http://schemas.openxmlformats.org/drawingml/2006/wordprocessingDrawing" xmlns:w10="urn:schemas-microsoft-com:office:word" xmlns:w="http://schemas.openxmlformats.org/wordprocessingml/2006/main" xmlns:w14="http://schemas.microsoft.com/office/word/2010/wordml" xmlns:w15="http://schemas.microsoft.com/office/word/2012/wordml" xmlns:w16cid="http://schemas.microsoft.com/office/word/2016/wordml/cid" xmlns:w16se="http://schemas.microsoft.com/office/word/2015/wordml/symex" xmlns:wpg="http://schemas.microsoft.com/office/word/2010/wordprocessingGroup" xmlns:wpi="http://schemas.microsoft.com/office/word/2010/wordprocessingInk" xmlns:wne="http://schemas.microsoft.com/office/word/2006/wordml" xmlns:wps="http://schemas.microsoft.com/office/word/2010/wordprocessingShape" mc:Ignorable="w14 w15 w16se w16cid wp14">
+<w:hdr xmlns:wpc="http://schemas.microsoft.com/office/word/2010/wordprocessingCanvas" xmlns:cx="http://schemas.microsoft.com/office/drawing/2014/chartex" xmlns:cx1="http://schemas.microsoft.com/office/drawing/2015/9/8/chartex" xmlns:cx2="http://schemas.microsoft.com/office/drawing/2015/10/21/chartex" xmlns:cx3="http://schemas.microsoft.com/office/drawing/2016/5/9/chartex" xmlns:cx4="http://schemas.microsoft.com/office/drawing/2016/5/10/chartex" xmlns:cx5="http://schemas.microsoft.com/office/drawing/2016/5/11/chartex" xmlns:cx6="http://schemas.microsoft.com/office/drawing/2016/5/12/chartex" xmlns:cx7="http://schemas.microsoft.com/office/drawing/2016/5/13/chartex" xmlns:cx8="http://schemas.microsoft.com/office/drawing/2016/5/14/chartex" xmlns:mc="http://schemas.openxmlformats.org/markup-compatibility/2006" xmlns:aink="http://schemas.microsoft.com/office/drawing/2016/ink" xmlns:am3d="http://schemas.microsoft.com/office/drawing/2017/model3d" xmlns:o="urn:schemas-microsoft-com:office:office" xmlns:oel="http://schemas.microsoft.com/office/2019/extlst" xmlns:r="http://schemas.openxmlformats.org/officeDocument/2006/relationships" xmlns:m="http://schemas.openxmlformats.org/officeDocument/2006/math" xmlns:v="urn:schemas-microsoft-com:vml" xmlns:wp14="http://schemas.microsoft.com/office/word/2010/wordprocessingDrawing" xmlns:wp="http://schemas.openxmlformats.org/drawingml/2006/wordprocessingDrawing" xmlns:w10="urn:schemas-microsoft-com:office:word" xmlns:w="http://schemas.openxmlformats.org/wordprocessingml/2006/main" xmlns:w14="http://schemas.microsoft.com/office/word/2010/wordml" xmlns:w15="http://schemas.microsoft.com/office/word/2012/wordml" xmlns:w16cex="http://schemas.microsoft.com/office/word/2018/wordml/cex" xmlns:w16cid="http://schemas.microsoft.com/office/word/2016/wordml/cid" xmlns:w16="http://schemas.microsoft.com/office/word/2018/wordml" xmlns:w16sdtdh="http://schemas.microsoft.com/office/word/2020/wordml/sdtdatahash" xmlns:w16se="http://schemas.microsoft.com/office/word/2015/wordml/symex" xmlns:wpg="http://schemas.microsoft.com/office/word/2010/wordprocessingGroup" xmlns:wpi="http://schemas.microsoft.com/office/word/2010/wordprocessingInk" xmlns:wne="http://schemas.microsoft.com/office/word/2006/wordml" xmlns:wps="http://schemas.microsoft.com/office/word/2010/wordprocessingShape" mc:Ignorable="w14 w15 w16se w16cid w16 w16cex w16sdtdh wp14">
   <w:p>
     <w:pPr>
       <w:pStyle w:val="Header"/>
@@ -1898,7 +1804,7 @@
 </file>
 
 <file path=word/header3.xml><?xml version="1.0" encoding="utf-8"?>
-<w:hdr xmlns:wpc="http://schemas.microsoft.com/office/word/2010/wordprocessingCanvas" xmlns:cx="http://schemas.microsoft.com/office/drawing/2014/chartex" xmlns:cx1="http://schemas.microsoft.com/office/drawing/2015/9/8/chartex" xmlns:cx2="http://schemas.microsoft.com/office/drawing/2015/10/21/chartex" xmlns:cx3="http://schemas.microsoft.com/office/drawing/2016/5/9/chartex" xmlns:cx4="http://schemas.microsoft.com/office/drawing/2016/5/10/chartex" xmlns:cx5="http://schemas.microsoft.com/office/drawing/2016/5/11/chartex" xmlns:cx6="http://schemas.microsoft.com/office/drawing/2016/5/12/chartex" xmlns:cx7="http://schemas.microsoft.com/office/drawing/2016/5/13/chartex" xmlns:cx8="http://schemas.microsoft.com/office/drawing/2016/5/14/chartex" xmlns:mc="http://schemas.openxmlformats.org/markup-compatibility/2006" xmlns:aink="http://schemas.microsoft.com/office/drawing/2016/ink" xmlns:am3d="http://schemas.microsoft.com/office/drawing/2017/model3d" xmlns:o="urn:schemas-microsoft-com:office:office" xmlns:r="http://schemas.openxmlformats.org/officeDocument/2006/relationships" xmlns:m="http://schemas.openxmlformats.org/officeDocument/2006/math" xmlns:v="urn:schemas-microsoft-com:vml" xmlns:wp14="http://schemas.microsoft.com/office/word/2010/wordprocessingDrawing" xmlns:wp="http://schemas.openxmlformats.org/drawingml/2006/wordprocessingDrawing" xmlns:w10="urn:schemas-microsoft-com:office:word" xmlns:w="http://schemas.openxmlformats.org/wordprocessingml/2006/main" xmlns:w14="http://schemas.microsoft.com/office/word/2010/wordml" xmlns:w15="http://schemas.microsoft.com/office/word/2012/wordml" xmlns:w16cid="http://schemas.microsoft.com/office/word/2016/wordml/cid" xmlns:w16se="http://schemas.microsoft.com/office/word/2015/wordml/symex" xmlns:wpg="http://schemas.microsoft.com/office/word/2010/wordprocessingGroup" xmlns:wpi="http://schemas.microsoft.com/office/word/2010/wordprocessingInk" xmlns:wne="http://schemas.microsoft.com/office/word/2006/wordml" xmlns:wps="http://schemas.microsoft.com/office/word/2010/wordprocessingShape" mc:Ignorable="w14 w15 w16se w16cid wp14">
+<w:hdr xmlns:wpc="http://schemas.microsoft.com/office/word/2010/wordprocessingCanvas" xmlns:cx="http://schemas.microsoft.com/office/drawing/2014/chartex" xmlns:cx1="http://schemas.microsoft.com/office/drawing/2015/9/8/chartex" xmlns:cx2="http://schemas.microsoft.com/office/drawing/2015/10/21/chartex" xmlns:cx3="http://schemas.microsoft.com/office/drawing/2016/5/9/chartex" xmlns:cx4="http://schemas.microsoft.com/office/drawing/2016/5/10/chartex" xmlns:cx5="http://schemas.microsoft.com/office/drawing/2016/5/11/chartex" xmlns:cx6="http://schemas.microsoft.com/office/drawing/2016/5/12/chartex" xmlns:cx7="http://schemas.microsoft.com/office/drawing/2016/5/13/chartex" xmlns:cx8="http://schemas.microsoft.com/office/drawing/2016/5/14/chartex" xmlns:mc="http://schemas.openxmlformats.org/markup-compatibility/2006" xmlns:aink="http://schemas.microsoft.com/office/drawing/2016/ink" xmlns:am3d="http://schemas.microsoft.com/office/drawing/2017/model3d" xmlns:o="urn:schemas-microsoft-com:office:office" xmlns:oel="http://schemas.microsoft.com/office/2019/extlst" xmlns:r="http://schemas.openxmlformats.org/officeDocument/2006/relationships" xmlns:m="http://schemas.openxmlformats.org/officeDocument/2006/math" xmlns:v="urn:schemas-microsoft-com:vml" xmlns:wp14="http://schemas.microsoft.com/office/word/2010/wordprocessingDrawing" xmlns:wp="http://schemas.openxmlformats.org/drawingml/2006/wordprocessingDrawing" xmlns:w10="urn:schemas-microsoft-com:office:word" xmlns:w="http://schemas.openxmlformats.org/wordprocessingml/2006/main" xmlns:w14="http://schemas.microsoft.com/office/word/2010/wordml" xmlns:w15="http://schemas.microsoft.com/office/word/2012/wordml" xmlns:w16cex="http://schemas.microsoft.com/office/word/2018/wordml/cex" xmlns:w16cid="http://schemas.microsoft.com/office/word/2016/wordml/cid" xmlns:w16="http://schemas.microsoft.com/office/word/2018/wordml" xmlns:w16sdtdh="http://schemas.microsoft.com/office/word/2020/wordml/sdtdatahash" xmlns:w16se="http://schemas.microsoft.com/office/word/2015/wordml/symex" xmlns:wpg="http://schemas.microsoft.com/office/word/2010/wordprocessingGroup" xmlns:wpi="http://schemas.microsoft.com/office/word/2010/wordprocessingInk" xmlns:wne="http://schemas.microsoft.com/office/word/2006/wordml" xmlns:wps="http://schemas.microsoft.com/office/word/2010/wordprocessingShape" mc:Ignorable="w14 w15 w16se w16cid w16 w16cex w16sdtdh wp14">
   <w:p>
     <w:pPr>
       <w:pStyle w:val="ElsevierBodyTextCentredNospace"/>
@@ -2081,7 +1987,7 @@
 </file>
 
 <file path=word/numbering.xml><?xml version="1.0" encoding="utf-8"?>
-<w:numbering xmlns:wpc="http://schemas.microsoft.com/office/word/2010/wordprocessingCanvas" xmlns:cx="http://schemas.microsoft.com/office/drawing/2014/chartex" xmlns:cx1="http://schemas.microsoft.com/office/drawing/2015/9/8/chartex" xmlns:cx2="http://schemas.microsoft.com/office/drawing/2015/10/21/chartex" xmlns:cx3="http://schemas.microsoft.com/office/drawing/2016/5/9/chartex" xmlns:cx4="http://schemas.microsoft.com/office/drawing/2016/5/10/chartex" xmlns:cx5="http://schemas.microsoft.com/office/drawing/2016/5/11/chartex" xmlns:cx6="http://schemas.microsoft.com/office/drawing/2016/5/12/chartex" xmlns:cx7="http://schemas.microsoft.com/office/drawing/2016/5/13/chartex" xmlns:cx8="http://schemas.microsoft.com/office/drawing/2016/5/14/chartex" xmlns:mc="http://schemas.openxmlformats.org/markup-compatibility/2006" xmlns:aink="http://schemas.microsoft.com/office/drawing/2016/ink" xmlns:am3d="http://schemas.microsoft.com/office/drawing/2017/model3d" xmlns:o="urn:schemas-microsoft-com:office:office" xmlns:r="http://schemas.openxmlformats.org/officeDocument/2006/relationships" xmlns:m="http://schemas.openxmlformats.org/officeDocument/2006/math" xmlns:v="urn:schemas-microsoft-com:vml" xmlns:wp14="http://schemas.microsoft.com/office/word/2010/wordprocessingDrawing" xmlns:wp="http://schemas.openxmlformats.org/drawingml/2006/wordprocessingDrawing" xmlns:w10="urn:schemas-microsoft-com:office:word" xmlns:w="http://schemas.openxmlformats.org/wordprocessingml/2006/main" xmlns:w14="http://schemas.microsoft.com/office/word/2010/wordml" xmlns:w15="http://schemas.microsoft.com/office/word/2012/wordml" xmlns:w16cid="http://schemas.microsoft.com/office/word/2016/wordml/cid" xmlns:w16se="http://schemas.microsoft.com/office/word/2015/wordml/symex" xmlns:wpg="http://schemas.microsoft.com/office/word/2010/wordprocessingGroup" xmlns:wpi="http://schemas.microsoft.com/office/word/2010/wordprocessingInk" xmlns:wne="http://schemas.microsoft.com/office/word/2006/wordml" xmlns:wps="http://schemas.microsoft.com/office/word/2010/wordprocessingShape" mc:Ignorable="w14 w15 w16se w16cid wp14">
+<w:numbering xmlns:wpc="http://schemas.microsoft.com/office/word/2010/wordprocessingCanvas" xmlns:cx="http://schemas.microsoft.com/office/drawing/2014/chartex" xmlns:cx1="http://schemas.microsoft.com/office/drawing/2015/9/8/chartex" xmlns:cx2="http://schemas.microsoft.com/office/drawing/2015/10/21/chartex" xmlns:cx3="http://schemas.microsoft.com/office/drawing/2016/5/9/chartex" xmlns:cx4="http://schemas.microsoft.com/office/drawing/2016/5/10/chartex" xmlns:cx5="http://schemas.microsoft.com/office/drawing/2016/5/11/chartex" xmlns:cx6="http://schemas.microsoft.com/office/drawing/2016/5/12/chartex" xmlns:cx7="http://schemas.microsoft.com/office/drawing/2016/5/13/chartex" xmlns:cx8="http://schemas.microsoft.com/office/drawing/2016/5/14/chartex" xmlns:mc="http://schemas.openxmlformats.org/markup-compatibility/2006" xmlns:aink="http://schemas.microsoft.com/office/drawing/2016/ink" xmlns:am3d="http://schemas.microsoft.com/office/drawing/2017/model3d" xmlns:o="urn:schemas-microsoft-com:office:office" xmlns:oel="http://schemas.microsoft.com/office/2019/extlst" xmlns:r="http://schemas.openxmlformats.org/officeDocument/2006/relationships" xmlns:m="http://schemas.openxmlformats.org/officeDocument/2006/math" xmlns:v="urn:schemas-microsoft-com:vml" xmlns:wp14="http://schemas.microsoft.com/office/word/2010/wordprocessingDrawing" xmlns:wp="http://schemas.openxmlformats.org/drawingml/2006/wordprocessingDrawing" xmlns:w10="urn:schemas-microsoft-com:office:word" xmlns:w="http://schemas.openxmlformats.org/wordprocessingml/2006/main" xmlns:w14="http://schemas.microsoft.com/office/word/2010/wordml" xmlns:w15="http://schemas.microsoft.com/office/word/2012/wordml" xmlns:w16cex="http://schemas.microsoft.com/office/word/2018/wordml/cex" xmlns:w16cid="http://schemas.microsoft.com/office/word/2016/wordml/cid" xmlns:w16="http://schemas.microsoft.com/office/word/2018/wordml" xmlns:w16sdtdh="http://schemas.microsoft.com/office/word/2020/wordml/sdtdatahash" xmlns:w16se="http://schemas.microsoft.com/office/word/2015/wordml/symex" xmlns:wpg="http://schemas.microsoft.com/office/word/2010/wordprocessingGroup" xmlns:wpi="http://schemas.microsoft.com/office/word/2010/wordprocessingInk" xmlns:wne="http://schemas.microsoft.com/office/word/2006/wordml" xmlns:wps="http://schemas.microsoft.com/office/word/2010/wordprocessingShape" mc:Ignorable="w14 w15 w16se w16cid w16 w16cex w16sdtdh wp14">
   <w:abstractNum w:abstractNumId="0" w15:restartNumberingAfterBreak="0">
     <w:nsid w:val="05BB178C"/>
     <w:multiLevelType w:val="multilevel"/>
@@ -3553,65 +3459,65 @@
       </w:rPr>
     </w:lvl>
   </w:abstractNum>
-  <w:num w:numId="1">
+  <w:num w:numId="1" w16cid:durableId="784274131">
     <w:abstractNumId w:val="11"/>
   </w:num>
-  <w:num w:numId="2">
+  <w:num w:numId="2" w16cid:durableId="1002053276">
     <w:abstractNumId w:val="11"/>
   </w:num>
-  <w:num w:numId="3">
+  <w:num w:numId="3" w16cid:durableId="1963029087">
     <w:abstractNumId w:val="11"/>
   </w:num>
-  <w:num w:numId="4">
+  <w:num w:numId="4" w16cid:durableId="87779093">
     <w:abstractNumId w:val="11"/>
   </w:num>
-  <w:num w:numId="5">
+  <w:num w:numId="5" w16cid:durableId="839390449">
     <w:abstractNumId w:val="0"/>
   </w:num>
-  <w:num w:numId="6">
+  <w:num w:numId="6" w16cid:durableId="1278754194">
     <w:abstractNumId w:val="6"/>
   </w:num>
-  <w:num w:numId="7">
+  <w:num w:numId="7" w16cid:durableId="672414902">
     <w:abstractNumId w:val="12"/>
   </w:num>
-  <w:num w:numId="8">
+  <w:num w:numId="8" w16cid:durableId="107313155">
     <w:abstractNumId w:val="1"/>
   </w:num>
-  <w:num w:numId="9">
+  <w:num w:numId="9" w16cid:durableId="360086805">
     <w:abstractNumId w:val="10"/>
   </w:num>
-  <w:num w:numId="10">
+  <w:num w:numId="10" w16cid:durableId="840313540">
     <w:abstractNumId w:val="14"/>
   </w:num>
-  <w:num w:numId="11">
+  <w:num w:numId="11" w16cid:durableId="1507284647">
     <w:abstractNumId w:val="13"/>
   </w:num>
-  <w:num w:numId="12">
+  <w:num w:numId="12" w16cid:durableId="1400127730">
     <w:abstractNumId w:val="5"/>
   </w:num>
-  <w:num w:numId="13">
+  <w:num w:numId="13" w16cid:durableId="2010403798">
     <w:abstractNumId w:val="8"/>
   </w:num>
-  <w:num w:numId="14">
+  <w:num w:numId="14" w16cid:durableId="1277641760">
     <w:abstractNumId w:val="2"/>
   </w:num>
-  <w:num w:numId="15">
+  <w:num w:numId="15" w16cid:durableId="267155575">
     <w:abstractNumId w:val="7"/>
   </w:num>
-  <w:num w:numId="16">
+  <w:num w:numId="16" w16cid:durableId="1539388639">
     <w:abstractNumId w:val="3"/>
   </w:num>
-  <w:num w:numId="17">
+  <w:num w:numId="17" w16cid:durableId="1773277123">
     <w:abstractNumId w:val="4"/>
   </w:num>
-  <w:num w:numId="18">
+  <w:num w:numId="18" w16cid:durableId="313218998">
     <w:abstractNumId w:val="9"/>
   </w:num>
 </w:numbering>
 </file>
 
 <file path=word/styles.xml><?xml version="1.0" encoding="utf-8"?>
-<w:styles xmlns:mc="http://schemas.openxmlformats.org/markup-compatibility/2006" xmlns:r="http://schemas.openxmlformats.org/officeDocument/2006/relationships" xmlns:w="http://schemas.openxmlformats.org/wordprocessingml/2006/main" xmlns:w14="http://schemas.microsoft.com/office/word/2010/wordml" xmlns:w15="http://schemas.microsoft.com/office/word/2012/wordml" xmlns:w16cid="http://schemas.microsoft.com/office/word/2016/wordml/cid" xmlns:w16se="http://schemas.microsoft.com/office/word/2015/wordml/symex" mc:Ignorable="w14 w15 w16se w16cid">
+<w:styles xmlns:mc="http://schemas.openxmlformats.org/markup-compatibility/2006" xmlns:r="http://schemas.openxmlformats.org/officeDocument/2006/relationships" xmlns:w="http://schemas.openxmlformats.org/wordprocessingml/2006/main" xmlns:w14="http://schemas.microsoft.com/office/word/2010/wordml" xmlns:w15="http://schemas.microsoft.com/office/word/2012/wordml" xmlns:w16cex="http://schemas.microsoft.com/office/word/2018/wordml/cex" xmlns:w16cid="http://schemas.microsoft.com/office/word/2016/wordml/cid" xmlns:w16="http://schemas.microsoft.com/office/word/2018/wordml" xmlns:w16sdtdh="http://schemas.microsoft.com/office/word/2020/wordml/sdtdatahash" xmlns:w16se="http://schemas.microsoft.com/office/word/2015/wordml/symex" mc:Ignorable="w14 w15 w16se w16cid w16 w16cex w16sdtdh">
   <w:docDefaults>
     <w:rPrDefault>
       <w:rPr>
@@ -3621,7 +3527,7 @@
     </w:rPrDefault>
     <w:pPrDefault/>
   </w:docDefaults>
-  <w:latentStyles w:defLockedState="0" w:defUIPriority="0" w:defSemiHidden="0" w:defUnhideWhenUsed="0" w:defQFormat="0" w:count="375">
+  <w:latentStyles w:defLockedState="0" w:defUIPriority="0" w:defSemiHidden="0" w:defUnhideWhenUsed="0" w:defQFormat="0" w:count="376">
     <w:lsdException w:name="Normal" w:qFormat="1"/>
     <w:lsdException w:name="heading 1" w:qFormat="1"/>
     <w:lsdException w:name="heading 2" w:semiHidden="1" w:unhideWhenUsed="1" w:qFormat="1"/>
@@ -3988,6 +3894,7 @@
     <w:lsdException w:name="Smart Hyperlink" w:semiHidden="1" w:uiPriority="99" w:unhideWhenUsed="1"/>
     <w:lsdException w:name="Hashtag" w:semiHidden="1" w:uiPriority="99" w:unhideWhenUsed="1"/>
     <w:lsdException w:name="Unresolved Mention" w:semiHidden="1" w:uiPriority="99" w:unhideWhenUsed="1"/>
+    <w:lsdException w:name="Smart Link" w:semiHidden="1" w:uiPriority="99" w:unhideWhenUsed="1"/>
   </w:latentStyles>
   <w:style w:type="paragraph" w:default="1" w:styleId="Normal">
     <w:name w:val="Normal"/>
@@ -4019,6 +3926,7 @@
   <w:style w:type="character" w:default="1" w:styleId="DefaultParagraphFont">
     <w:name w:val="Default Paragraph Font"/>
     <w:uiPriority w:val="1"/>
+    <w:semiHidden/>
     <w:unhideWhenUsed/>
   </w:style>
   <w:style w:type="table" w:default="1" w:styleId="TableNormal">
